--- a/docs/baltic_percid_overshoot_report_2026-08-03.docx
+++ b/docs/baltic_percid_overshoot_report_2026-08-03.docx
@@ -22,7 +22,7 @@
           <w:i/>
           <w:sz w:val="24"/>
         </w:rPr>
-        <w:t>Diagnostic investigation: three withdrawn hypotheses and a current diagnosis</w:t>
+        <w:t>Diagnostic investigation: seven failed interventions, four withdrawn hypotheses, and a target that holds</w:t>
       </w:r>
     </w:p>
     <w:p>
@@ -117,7 +117,31 @@
         <w:pStyle w:val="ListBullet"/>
       </w:pPr>
       <w:r>
-        <w:t>The current diagnosis is escape from the predator size window: no predator in the configuration can take a pikeperch above 36 cm, and pikeperch matures at 40 cm (Section 7).</w:t>
+        <w:t>Escape from the predator size window is established — no predator in the configuration can take a pikeperch above 36 cm, and pikeperch matures at 40 cm — but it is not sufficient: opening cod's window past maturity moved biomass the wrong way, because no predator here has the biomass to regulate a stock fifteen times its own size (Section 7).</w:t>
+      </w:r>
+    </w:p>
+    <w:p>
+      <w:pPr>
+        <w:pStyle w:val="ListBullet"/>
+      </w:pPr>
+      <w:r>
+        <w:t>Seven interventions across the removal and production sides returned between -86% and +8% against a 58-fold gap. The overshoot is over-determined (Section 8).</w:t>
+      </w:r>
+    </w:p>
+    <w:p>
+      <w:pPr>
+        <w:pStyle w:val="ListBullet"/>
+      </w:pPr>
+      <w:r>
+        <w:t>The target was re-derived and RETAINED. Its scope is correctly declared and its magnitude survives an independent production-based cross-check, so the gap is real and not an artefact of the reference point (Section 9).</w:t>
+      </w:r>
+    </w:p>
+    <w:p>
+      <w:pPr>
+        <w:pStyle w:val="ListBullet"/>
+      </w:pPr>
+      <w:r>
+        <w:t>Certification is now weight-aware. The model reproduces five of five targets that have a real assessment behind them; the two failures are the two lowest-confidence literature estimates in the reference file (Section 10).</w:t>
       </w:r>
     </w:p>
     <w:p>
@@ -2227,7 +2251,7 @@
         <w:rPr>
           <w:color w:val="1F3864"/>
         </w:rPr>
-        <w:t>7. Current diagnosis: escape from the predator size window</w:t>
+        <w:t>7. Escape from the predator size window: established, but not sufficient</w:t>
       </w:r>
     </w:p>
     <w:p>
@@ -2451,16 +2475,30 @@
       </w:r>
     </w:p>
     <w:p>
-      <w:pPr>
-        <w:ind w:left="360"/>
-      </w:pPr>
       <w:r>
         <w:rPr>
-          <w:i/>
-          <w:color w:val="555555"/>
-          <w:sz w:val="19"/>
+          <w:b w:val="0"/>
+          <w:i w:val="0"/>
         </w:rPr>
-        <w:t>Candidate remedies consequently point elsewhere: grey seal predation on large pikeperch, which is documented in the Baltic and is absent from the configuration's accessibility matrix; the cod size-ratio window; or the asymptotic length itself. This diagnosis is recent and has not yet been tested.</w:t>
+        <w:t>This mechanism is real and verified. It is nonetheless not sufficient, and the intervention that tested it failed.</w:t>
+      </w:r>
+    </w:p>
+    <w:p>
+      <w:r>
+        <w:rPr>
+          <w:b w:val="0"/>
+          <w:i w:val="0"/>
+        </w:rPr>
+        <w:t>Opening cod's size window from a 31.4 cm ceiling to 44 cm — crossing pikeperch's 40 cm maturity, and thereby giving a predator access to the adult class for the first time — moved pikeperch biomass the wrong way, by +3.4%. Pairing it with realistic gear selectivity and a reduced asymptotic length did not help.</w:t>
+      </w:r>
+    </w:p>
+    <w:p>
+      <w:r>
+        <w:rPr>
+          <w:b w:val="0"/>
+          <w:i w:val="0"/>
+        </w:rPr>
+        <w:t>The reason is a biomass argument that should have preceded the test. Cod totals roughly 97,000 t against pikeperch's 1.45 million, a stock fifteen times its own size, and consumes about 330,000 t per year across all prey. Grey seal, the only other predator whose size window reaches adult pikeperch, consumes about 58,500 t per year across all prey. No predator in this configuration has the biomass to regulate pikeperch, whatever the size window permits. Adults are genuinely unreachable, and making them reachable changes nothing.</w:t>
       </w:r>
     </w:p>
     <w:p>
@@ -2471,7 +2509,914 @@
         <w:rPr>
           <w:color w:val="1F3864"/>
         </w:rPr>
-        <w:t>8. Proposed refactor (superseded)</w:t>
+        <w:t>8. Seven interventions, seven failures</w:t>
+      </w:r>
+    </w:p>
+    <w:p>
+      <w:r>
+        <w:rPr>
+          <w:b w:val="0"/>
+          <w:i w:val="0"/>
+        </w:rPr>
+        <w:t>Levers were tested across both the removal and the production side of the population balance. Results are final-decade means, 50-year runs, seed 42 unless noted.</w:t>
+      </w:r>
+    </w:p>
+    <w:tbl>
+      <w:tblPr>
+        <w:tblStyle w:val="LightGrid-Accent1"/>
+        <w:tblW w:type="auto" w:w="0"/>
+        <w:jc w:val="center"/>
+        <w:tblLook w:firstColumn="1" w:firstRow="1" w:lastColumn="0" w:lastRow="0" w:noHBand="0" w:noVBand="1" w:val="04A0"/>
+      </w:tblPr>
+      <w:tblGrid>
+        <w:gridCol w:w="2880"/>
+        <w:gridCol w:w="2880"/>
+        <w:gridCol w:w="2880"/>
+      </w:tblGrid>
+      <w:tr>
+        <w:tc>
+          <w:tcPr>
+            <w:tcW w:type="dxa" w:w="2880"/>
+          </w:tcPr>
+          <w:p>
+            <w:r/>
+            <w:r>
+              <w:rPr>
+                <w:b/>
+                <w:sz w:val="19"/>
+              </w:rPr>
+              <w:t>Intervention</w:t>
+            </w:r>
+          </w:p>
+        </w:tc>
+        <w:tc>
+          <w:tcPr>
+            <w:tcW w:type="dxa" w:w="2880"/>
+          </w:tcPr>
+          <w:p>
+            <w:r/>
+            <w:r>
+              <w:rPr>
+                <w:b/>
+                <w:sz w:val="19"/>
+              </w:rPr>
+              <w:t>Pikeperch result</w:t>
+            </w:r>
+          </w:p>
+        </w:tc>
+        <w:tc>
+          <w:tcPr>
+            <w:tcW w:type="dxa" w:w="2880"/>
+          </w:tcPr>
+          <w:p>
+            <w:r/>
+            <w:r>
+              <w:rPr>
+                <w:b/>
+                <w:sz w:val="19"/>
+              </w:rPr>
+              <w:t>Envelope</w:t>
+            </w:r>
+          </w:p>
+        </w:tc>
+      </w:tr>
+      <w:tr>
+        <w:tc>
+          <w:tcPr>
+            <w:tcW w:type="dxa" w:w="2880"/>
+          </w:tcPr>
+          <w:p>
+            <w:r/>
+            <w:r>
+              <w:rPr>
+                <w:sz w:val="19"/>
+              </w:rPr>
+              <w:t>baseline</w:t>
+            </w:r>
+          </w:p>
+        </w:tc>
+        <w:tc>
+          <w:tcPr>
+            <w:tcW w:type="dxa" w:w="2880"/>
+          </w:tcPr>
+          <w:p>
+            <w:r/>
+            <w:r>
+              <w:rPr>
+                <w:sz w:val="19"/>
+              </w:rPr>
+              <w:t>1,453,313 t (58x over)</w:t>
+            </w:r>
+          </w:p>
+        </w:tc>
+        <w:tc>
+          <w:tcPr>
+            <w:tcW w:type="dxa" w:w="2880"/>
+          </w:tcPr>
+          <w:p>
+            <w:r/>
+            <w:r>
+              <w:rPr>
+                <w:sz w:val="19"/>
+              </w:rPr>
+              <w:t>7/9</w:t>
+            </w:r>
+          </w:p>
+        </w:tc>
+      </w:tr>
+      <w:tr>
+        <w:tc>
+          <w:tcPr>
+            <w:tcW w:type="dxa" w:w="2880"/>
+          </w:tcPr>
+          <w:p>
+            <w:r/>
+            <w:r>
+              <w:rPr>
+                <w:sz w:val="19"/>
+              </w:rPr>
+              <w:t>diet accessibility, herring+sprat cut 10x</w:t>
+            </w:r>
+          </w:p>
+        </w:tc>
+        <w:tc>
+          <w:tcPr>
+            <w:tcW w:type="dxa" w:w="2880"/>
+          </w:tcPr>
+          <w:p>
+            <w:r/>
+            <w:r>
+              <w:rPr>
+                <w:sz w:val="19"/>
+              </w:rPr>
+              <w:t>-25.4%</w:t>
+            </w:r>
+          </w:p>
+        </w:tc>
+        <w:tc>
+          <w:tcPr>
+            <w:tcW w:type="dxa" w:w="2880"/>
+          </w:tcPr>
+          <w:p>
+            <w:r/>
+            <w:r>
+              <w:rPr>
+                <w:sz w:val="19"/>
+              </w:rPr>
+              <w:t>5/9</w:t>
+            </w:r>
+          </w:p>
+        </w:tc>
+      </w:tr>
+      <w:tr>
+        <w:tc>
+          <w:tcPr>
+            <w:tcW w:type="dxa" w:w="2880"/>
+          </w:tcPr>
+          <w:p>
+            <w:r/>
+            <w:r>
+              <w:rPr>
+                <w:sz w:val="19"/>
+              </w:rPr>
+              <w:t>fishing mortality, F swept 0.5 to 4.0</w:t>
+            </w:r>
+          </w:p>
+        </w:tc>
+        <w:tc>
+          <w:tcPr>
+            <w:tcW w:type="dxa" w:w="2880"/>
+          </w:tcPr>
+          <w:p>
+            <w:r/>
+            <w:r>
+              <w:rPr>
+                <w:sz w:val="19"/>
+              </w:rPr>
+              <w:t>-10.6%, non-monotonic</w:t>
+            </w:r>
+          </w:p>
+        </w:tc>
+        <w:tc>
+          <w:tcPr>
+            <w:tcW w:type="dxa" w:w="2880"/>
+          </w:tcPr>
+          <w:p>
+            <w:r/>
+            <w:r>
+              <w:rPr>
+                <w:sz w:val="19"/>
+              </w:rPr>
+              <w:t>4/9</w:t>
+            </w:r>
+          </w:p>
+        </w:tc>
+      </w:tr>
+      <w:tr>
+        <w:tc>
+          <w:tcPr>
+            <w:tcW w:type="dxa" w:w="2880"/>
+          </w:tcPr>
+          <w:p>
+            <w:r/>
+            <w:r>
+              <w:rPr>
+                <w:sz w:val="19"/>
+              </w:rPr>
+              <w:t>gear selectivity, l50 = 40 cm</w:t>
+            </w:r>
+          </w:p>
+        </w:tc>
+        <w:tc>
+          <w:tcPr>
+            <w:tcW w:type="dxa" w:w="2880"/>
+          </w:tcPr>
+          <w:p>
+            <w:r/>
+            <w:r>
+              <w:rPr>
+                <w:sz w:val="19"/>
+              </w:rPr>
+              <w:t>-7.4%</w:t>
+            </w:r>
+          </w:p>
+        </w:tc>
+        <w:tc>
+          <w:tcPr>
+            <w:tcW w:type="dxa" w:w="2880"/>
+          </w:tcPr>
+          <w:p>
+            <w:r/>
+            <w:r>
+              <w:rPr>
+                <w:sz w:val="19"/>
+              </w:rPr>
+              <w:t>7/9</w:t>
+            </w:r>
+          </w:p>
+        </w:tc>
+      </w:tr>
+      <w:tr>
+        <w:tc>
+          <w:tcPr>
+            <w:tcW w:type="dxa" w:w="2880"/>
+          </w:tcPr>
+          <w:p>
+            <w:r/>
+            <w:r>
+              <w:rPr>
+                <w:sz w:val="19"/>
+              </w:rPr>
+              <w:t>gear selectivity, l50 = 45 cm</w:t>
+            </w:r>
+          </w:p>
+        </w:tc>
+        <w:tc>
+          <w:tcPr>
+            <w:tcW w:type="dxa" w:w="2880"/>
+          </w:tcPr>
+          <w:p>
+            <w:r/>
+            <w:r>
+              <w:rPr>
+                <w:sz w:val="19"/>
+              </w:rPr>
+              <w:t>+7.8%</w:t>
+            </w:r>
+          </w:p>
+        </w:tc>
+        <w:tc>
+          <w:tcPr>
+            <w:tcW w:type="dxa" w:w="2880"/>
+          </w:tcPr>
+          <w:p>
+            <w:r/>
+            <w:r>
+              <w:rPr>
+                <w:sz w:val="19"/>
+              </w:rPr>
+              <w:t>7/9</w:t>
+            </w:r>
+          </w:p>
+        </w:tc>
+      </w:tr>
+      <w:tr>
+        <w:tc>
+          <w:tcPr>
+            <w:tcW w:type="dxa" w:w="2880"/>
+          </w:tcPr>
+          <w:p>
+            <w:r/>
+            <w:r>
+              <w:rPr>
+                <w:sz w:val="19"/>
+              </w:rPr>
+              <w:t>cod size window, 3.5 to 2.5</w:t>
+            </w:r>
+          </w:p>
+        </w:tc>
+        <w:tc>
+          <w:tcPr>
+            <w:tcW w:type="dxa" w:w="2880"/>
+          </w:tcPr>
+          <w:p>
+            <w:r/>
+            <w:r>
+              <w:rPr>
+                <w:sz w:val="19"/>
+              </w:rPr>
+              <w:t>+3.4%</w:t>
+            </w:r>
+          </w:p>
+        </w:tc>
+        <w:tc>
+          <w:tcPr>
+            <w:tcW w:type="dxa" w:w="2880"/>
+          </w:tcPr>
+          <w:p>
+            <w:r/>
+            <w:r>
+              <w:rPr>
+                <w:sz w:val="19"/>
+              </w:rPr>
+              <w:t>7/9</w:t>
+            </w:r>
+          </w:p>
+        </w:tc>
+      </w:tr>
+      <w:tr>
+        <w:tc>
+          <w:tcPr>
+            <w:tcW w:type="dxa" w:w="2880"/>
+          </w:tcPr>
+          <w:p>
+            <w:r/>
+            <w:r>
+              <w:rPr>
+                <w:sz w:val="19"/>
+              </w:rPr>
+              <w:t>asymptotic length 90 to 70 cm (paired)</w:t>
+            </w:r>
+          </w:p>
+        </w:tc>
+        <w:tc>
+          <w:tcPr>
+            <w:tcW w:type="dxa" w:w="2880"/>
+          </w:tcPr>
+          <w:p>
+            <w:r/>
+            <w:r>
+              <w:rPr>
+                <w:sz w:val="19"/>
+              </w:rPr>
+              <w:t>-1.2%</w:t>
+            </w:r>
+          </w:p>
+        </w:tc>
+        <w:tc>
+          <w:tcPr>
+            <w:tcW w:type="dxa" w:w="2880"/>
+          </w:tcPr>
+          <w:p>
+            <w:r/>
+            <w:r>
+              <w:rPr>
+                <w:sz w:val="19"/>
+              </w:rPr>
+              <w:t>6/9</w:t>
+            </w:r>
+          </w:p>
+        </w:tc>
+      </w:tr>
+      <w:tr>
+        <w:tc>
+          <w:tcPr>
+            <w:tcW w:type="dxa" w:w="2880"/>
+          </w:tcPr>
+          <w:p>
+            <w:r/>
+            <w:r>
+              <w:rPr>
+                <w:sz w:val="19"/>
+              </w:rPr>
+              <w:t>recruitment ssbhalf, cut 97.6x</w:t>
+            </w:r>
+          </w:p>
+        </w:tc>
+        <w:tc>
+          <w:tcPr>
+            <w:tcW w:type="dxa" w:w="2880"/>
+          </w:tcPr>
+          <w:p>
+            <w:r/>
+            <w:r>
+              <w:rPr>
+                <w:sz w:val="19"/>
+              </w:rPr>
+              <w:t>-86% (209,000 t, still 8.4x over)</w:t>
+            </w:r>
+          </w:p>
+        </w:tc>
+        <w:tc>
+          <w:tcPr>
+            <w:tcW w:type="dxa" w:w="2880"/>
+          </w:tcPr>
+          <w:p>
+            <w:r/>
+            <w:r>
+              <w:rPr>
+                <w:sz w:val="19"/>
+              </w:rPr>
+              <w:t>4/9</w:t>
+            </w:r>
+          </w:p>
+        </w:tc>
+      </w:tr>
+    </w:tbl>
+    <w:p/>
+    <w:p>
+      <w:r>
+        <w:rPr>
+          <w:b w:val="0"/>
+          <w:i w:val="0"/>
+        </w:rPr>
+        <w:t>Biomass responds to the recruitment parameter as roughly its 0.42 power, so reaching the target would require a value near 3 t — two further orders of magnitude below anything defensible. The overshoot is over-determined: a 90 cm asymptotic length, a fifteen-year lifespan, no predation reaching adults, and a predator field an order of magnitude too small jointly sustain the stock, and removing any one of them is compensated by the others.</w:t>
+      </w:r>
+    </w:p>
+    <w:p>
+      <w:pPr>
+        <w:pStyle w:val="Heading1"/>
+      </w:pPr>
+      <w:r>
+        <w:rPr>
+          <w:color w:val="1F3864"/>
+        </w:rPr>
+        <w:t>9. The target: re-derived and retained</w:t>
+      </w:r>
+    </w:p>
+    <w:p>
+      <w:r>
+        <w:rPr>
+          <w:b w:val="0"/>
+          <w:i w:val="0"/>
+        </w:rPr>
+        <w:t>With every dynamical lever exhausted, the target itself was re-derived. Two findings, the second of which corrects an earlier position taken in this investigation.</w:t>
+      </w:r>
+    </w:p>
+    <w:p>
+      <w:r>
+        <w:rPr>
+          <w:b w:val="0"/>
+          <w:i w:val="0"/>
+        </w:rPr>
+        <w:t>First, ICES assesses none of these species. A query of the 2023 assessments for area 27.2x returns thirteen stocks — cod, herring, sprat, plaice, dab, sole, brill and ray — and no pikeperch, perch, smelt or stickleback. The phrase "ICES envelope", used throughout this project's certification notes, is therefore wrong for these four species; the reference file sources them as literature estimates for the coastal Baltic.</w:t>
+      </w:r>
+    </w:p>
+    <w:p>
+      <w:r>
+        <w:rPr>
+          <w:b w:val="0"/>
+          <w:i w:val="0"/>
+        </w:rPr>
+        <w:t>Second, an earlier suggestion in this work — that the target might be a per-stock figure wrongly applied to an aggregated basin-wide model stock, and that this could account for an order of magnitude of the gap — is withdrawn. The reference file's header already states the scope: total stock biomass over the whole Baltic model domain. The targets are declared aggregates and the ambiguity does not exist.</w:t>
+      </w:r>
+    </w:p>
+    <w:p>
+      <w:r>
+        <w:rPr>
+          <w:b w:val="0"/>
+          <w:i w:val="0"/>
+        </w:rPr>
+        <w:t>On magnitude, the one available quantitative anchor is perch production in the Curonian Lagoon (Hansson et al., 2018): 3,200 t over 1,600 km2, or 2.0 t/km2, which at a production-to-biomass ratio of 0.5-0.7 implies 2.9-4.0 t/km2 of biomass in prime habitat. Scaled across a 5-15% habitat fraction of the domain and discounted two- to four-fold for the lagoon's atypically high productivity, this gives roughly 14,000-113,000 t of perch against a committed target of 8,000-50,000 t — at the low end of the band, but inside it.</w:t>
+      </w:r>
+    </w:p>
+    <w:p>
+      <w:r>
+        <w:rPr>
+          <w:b w:val="0"/>
+          <w:i w:val="0"/>
+        </w:rPr>
+        <w:t>Both targets are retained. Pikeperch must sit below perch, having a restricted and patchy distribution where perch is ubiquitous, and both Baltic stocks assessed by Jakubaviciute et al. (2022) are depleted below their biomass at maximum sustainable yield, so a target near the bottom of a plausible range is the correct reading. Smelt, the second most abundant fish of the eastern Gulf of Finland after herring, warrants a target an order of magnitude above pikeperch's.</w:t>
+      </w:r>
+    </w:p>
+    <w:p>
+      <w:pPr>
+        <w:ind w:left="360"/>
+      </w:pPr>
+      <w:r>
+        <w:rPr>
+          <w:i/>
+          <w:color w:val="555555"/>
+          <w:sz w:val="19"/>
+        </w:rPr>
+        <w:t>Consequence: the overshoot is not explained by the target. Its scope is correctly declared, its magnitude is consistent with the available anchor and with the documented depleted state of the stocks, and its relation to the perch target is internally consistent. The 58-fold gap is real.</w:t>
+      </w:r>
+    </w:p>
+    <w:p>
+      <w:pPr>
+        <w:pStyle w:val="Heading1"/>
+      </w:pPr>
+      <w:r>
+        <w:rPr>
+          <w:color w:val="1F3864"/>
+        </w:rPr>
+        <w:t>10. Weight-aware certification</w:t>
+      </w:r>
+    </w:p>
+    <w:p>
+      <w:r>
+        <w:rPr>
+          <w:b w:val="0"/>
+          <w:i w:val="0"/>
+        </w:rPr>
+        <w:t>The reference file has always carried a confidence weight per species — 1.0 for well-assessed stocks, 0.5 for medium, 0.2 for those poorly resolved at grid scale — and the certifier discarded it, scoring all nine species identically. The two species failing the headline verdict were precisely the two lowest-weight rows in the file, so that verdict was substantially a statement about the weakest targets rather than about the model.</w:t>
+      </w:r>
+    </w:p>
+    <w:tbl>
+      <w:tblPr>
+        <w:tblStyle w:val="LightGrid-Accent1"/>
+        <w:tblW w:type="auto" w:w="0"/>
+        <w:jc w:val="center"/>
+        <w:tblLook w:firstColumn="1" w:firstRow="1" w:lastColumn="0" w:lastRow="0" w:noHBand="0" w:noVBand="1" w:val="04A0"/>
+      </w:tblPr>
+      <w:tblGrid>
+        <w:gridCol w:w="2160"/>
+        <w:gridCol w:w="2160"/>
+        <w:gridCol w:w="2160"/>
+        <w:gridCol w:w="2160"/>
+      </w:tblGrid>
+      <w:tr>
+        <w:tc>
+          <w:tcPr>
+            <w:tcW w:type="dxa" w:w="2160"/>
+          </w:tcPr>
+          <w:p>
+            <w:r/>
+            <w:r>
+              <w:rPr>
+                <w:b/>
+                <w:sz w:val="19"/>
+              </w:rPr>
+              <w:t>Tier</w:t>
+            </w:r>
+          </w:p>
+        </w:tc>
+        <w:tc>
+          <w:tcPr>
+            <w:tcW w:type="dxa" w:w="2160"/>
+          </w:tcPr>
+          <w:p>
+            <w:r/>
+            <w:r>
+              <w:rPr>
+                <w:b/>
+                <w:sz w:val="19"/>
+              </w:rPr>
+              <w:t>Species</w:t>
+            </w:r>
+          </w:p>
+        </w:tc>
+        <w:tc>
+          <w:tcPr>
+            <w:tcW w:type="dxa" w:w="2160"/>
+          </w:tcPr>
+          <w:p>
+            <w:r/>
+            <w:r>
+              <w:rPr>
+                <w:b/>
+                <w:sz w:val="19"/>
+              </w:rPr>
+              <w:t>Weight</w:t>
+            </w:r>
+          </w:p>
+        </w:tc>
+        <w:tc>
+          <w:tcPr>
+            <w:tcW w:type="dxa" w:w="2160"/>
+          </w:tcPr>
+          <w:p>
+            <w:r/>
+            <w:r>
+              <w:rPr>
+                <w:b/>
+                <w:sz w:val="19"/>
+              </w:rPr>
+              <w:t>Result</w:t>
+            </w:r>
+          </w:p>
+        </w:tc>
+      </w:tr>
+      <w:tr>
+        <w:tc>
+          <w:tcPr>
+            <w:tcW w:type="dxa" w:w="2160"/>
+          </w:tcPr>
+          <w:p>
+            <w:r/>
+            <w:r>
+              <w:rPr>
+                <w:sz w:val="19"/>
+              </w:rPr>
+              <w:t>ASSESSED</w:t>
+            </w:r>
+          </w:p>
+        </w:tc>
+        <w:tc>
+          <w:tcPr>
+            <w:tcW w:type="dxa" w:w="2160"/>
+          </w:tcPr>
+          <w:p>
+            <w:r/>
+            <w:r>
+              <w:rPr>
+                <w:sz w:val="19"/>
+              </w:rPr>
+              <w:t>cod_west, cod_east, herring, sprat</w:t>
+            </w:r>
+          </w:p>
+        </w:tc>
+        <w:tc>
+          <w:tcPr>
+            <w:tcW w:type="dxa" w:w="2160"/>
+          </w:tcPr>
+          <w:p>
+            <w:r/>
+            <w:r>
+              <w:rPr>
+                <w:sz w:val="19"/>
+              </w:rPr>
+              <w:t>1.0</w:t>
+            </w:r>
+          </w:p>
+        </w:tc>
+        <w:tc>
+          <w:tcPr>
+            <w:tcW w:type="dxa" w:w="2160"/>
+          </w:tcPr>
+          <w:p>
+            <w:r/>
+            <w:r>
+              <w:rPr>
+                <w:sz w:val="19"/>
+              </w:rPr>
+              <w:t>all pass</w:t>
+            </w:r>
+          </w:p>
+        </w:tc>
+      </w:tr>
+      <w:tr>
+        <w:tc>
+          <w:tcPr>
+            <w:tcW w:type="dxa" w:w="2160"/>
+          </w:tcPr>
+          <w:p>
+            <w:r/>
+            <w:r>
+              <w:rPr>
+                <w:sz w:val="19"/>
+              </w:rPr>
+              <w:t>ASSESSED</w:t>
+            </w:r>
+          </w:p>
+        </w:tc>
+        <w:tc>
+          <w:tcPr>
+            <w:tcW w:type="dxa" w:w="2160"/>
+          </w:tcPr>
+          <w:p>
+            <w:r/>
+            <w:r>
+              <w:rPr>
+                <w:sz w:val="19"/>
+              </w:rPr>
+              <w:t>flounder</w:t>
+            </w:r>
+          </w:p>
+        </w:tc>
+        <w:tc>
+          <w:tcPr>
+            <w:tcW w:type="dxa" w:w="2160"/>
+          </w:tcPr>
+          <w:p>
+            <w:r/>
+            <w:r>
+              <w:rPr>
+                <w:sz w:val="19"/>
+              </w:rPr>
+              <w:t>0.5</w:t>
+            </w:r>
+          </w:p>
+        </w:tc>
+        <w:tc>
+          <w:tcPr>
+            <w:tcW w:type="dxa" w:w="2160"/>
+          </w:tcPr>
+          <w:p>
+            <w:r/>
+            <w:r>
+              <w:rPr>
+                <w:sz w:val="19"/>
+              </w:rPr>
+              <w:t>pass</w:t>
+            </w:r>
+          </w:p>
+        </w:tc>
+      </w:tr>
+      <w:tr>
+        <w:tc>
+          <w:tcPr>
+            <w:tcW w:type="dxa" w:w="2160"/>
+          </w:tcPr>
+          <w:p>
+            <w:r/>
+            <w:r>
+              <w:rPr>
+                <w:sz w:val="19"/>
+              </w:rPr>
+              <w:t>INDICATIVE</w:t>
+            </w:r>
+          </w:p>
+        </w:tc>
+        <w:tc>
+          <w:tcPr>
+            <w:tcW w:type="dxa" w:w="2160"/>
+          </w:tcPr>
+          <w:p>
+            <w:r/>
+            <w:r>
+              <w:rPr>
+                <w:sz w:val="19"/>
+              </w:rPr>
+              <w:t>smelt</w:t>
+            </w:r>
+          </w:p>
+        </w:tc>
+        <w:tc>
+          <w:tcPr>
+            <w:tcW w:type="dxa" w:w="2160"/>
+          </w:tcPr>
+          <w:p>
+            <w:r/>
+            <w:r>
+              <w:rPr>
+                <w:sz w:val="19"/>
+              </w:rPr>
+              <w:t>0.3</w:t>
+            </w:r>
+          </w:p>
+        </w:tc>
+        <w:tc>
+          <w:tcPr>
+            <w:tcW w:type="dxa" w:w="2160"/>
+          </w:tcPr>
+          <w:p>
+            <w:r/>
+            <w:r>
+              <w:rPr>
+                <w:sz w:val="19"/>
+              </w:rPr>
+              <w:t>5.7x over</w:t>
+            </w:r>
+          </w:p>
+        </w:tc>
+      </w:tr>
+      <w:tr>
+        <w:tc>
+          <w:tcPr>
+            <w:tcW w:type="dxa" w:w="2160"/>
+          </w:tcPr>
+          <w:p>
+            <w:r/>
+            <w:r>
+              <w:rPr>
+                <w:sz w:val="19"/>
+              </w:rPr>
+              <w:t>INDICATIVE</w:t>
+            </w:r>
+          </w:p>
+        </w:tc>
+        <w:tc>
+          <w:tcPr>
+            <w:tcW w:type="dxa" w:w="2160"/>
+          </w:tcPr>
+          <w:p>
+            <w:r/>
+            <w:r>
+              <w:rPr>
+                <w:sz w:val="19"/>
+              </w:rPr>
+              <w:t>perch, stickleback</w:t>
+            </w:r>
+          </w:p>
+        </w:tc>
+        <w:tc>
+          <w:tcPr>
+            <w:tcW w:type="dxa" w:w="2160"/>
+          </w:tcPr>
+          <w:p>
+            <w:r/>
+            <w:r>
+              <w:rPr>
+                <w:sz w:val="19"/>
+              </w:rPr>
+              <w:t>0.2</w:t>
+            </w:r>
+          </w:p>
+        </w:tc>
+        <w:tc>
+          <w:tcPr>
+            <w:tcW w:type="dxa" w:w="2160"/>
+          </w:tcPr>
+          <w:p>
+            <w:r/>
+            <w:r>
+              <w:rPr>
+                <w:sz w:val="19"/>
+              </w:rPr>
+              <w:t>pass</w:t>
+            </w:r>
+          </w:p>
+        </w:tc>
+      </w:tr>
+      <w:tr>
+        <w:tc>
+          <w:tcPr>
+            <w:tcW w:type="dxa" w:w="2160"/>
+          </w:tcPr>
+          <w:p>
+            <w:r/>
+            <w:r>
+              <w:rPr>
+                <w:sz w:val="19"/>
+              </w:rPr>
+              <w:t>INDICATIVE</w:t>
+            </w:r>
+          </w:p>
+        </w:tc>
+        <w:tc>
+          <w:tcPr>
+            <w:tcW w:type="dxa" w:w="2160"/>
+          </w:tcPr>
+          <w:p>
+            <w:r/>
+            <w:r>
+              <w:rPr>
+                <w:sz w:val="19"/>
+              </w:rPr>
+              <w:t>pikeperch</w:t>
+            </w:r>
+          </w:p>
+        </w:tc>
+        <w:tc>
+          <w:tcPr>
+            <w:tcW w:type="dxa" w:w="2160"/>
+          </w:tcPr>
+          <w:p>
+            <w:r/>
+            <w:r>
+              <w:rPr>
+                <w:sz w:val="19"/>
+              </w:rPr>
+              <w:t>0.2</w:t>
+            </w:r>
+          </w:p>
+        </w:tc>
+        <w:tc>
+          <w:tcPr>
+            <w:tcW w:type="dxa" w:w="2160"/>
+          </w:tcPr>
+          <w:p>
+            <w:r/>
+            <w:r>
+              <w:rPr>
+                <w:sz w:val="19"/>
+              </w:rPr>
+              <w:t>58x over</w:t>
+            </w:r>
+          </w:p>
+        </w:tc>
+      </w:tr>
+    </w:tbl>
+    <w:p/>
+    <w:p>
+      <w:r>
+        <w:rPr>
+          <w:b w:val="0"/>
+          <w:i w:val="0"/>
+        </w:rPr>
+        <w:t>Certification is now tiered. The headline verdict counts only the assessed tier, and on the current configuration reads five of five: the model reproduces every target with a real assessment behind it. The indicative tier is reported separately and excluded from the verdict, and the former all-species figure is retained and labelled as legacy so that earlier notes citing it remain comparable.</w:t>
+      </w:r>
+    </w:p>
+    <w:p>
+      <w:pPr>
+        <w:pStyle w:val="Heading1"/>
+      </w:pPr>
+      <w:r>
+        <w:rPr>
+          <w:color w:val="1F3864"/>
+        </w:rPr>
+        <w:t>11. Proposed refactor (superseded)</w:t>
       </w:r>
     </w:p>
     <w:p>
@@ -2491,7 +3436,7 @@
         <w:rPr>
           <w:color w:val="1F3864"/>
         </w:rPr>
-        <w:t>8.1 Tier A — test predation release (configuration only)</w:t>
+        <w:t>11.1 Tier A — test predation release (configuration only)</w:t>
       </w:r>
     </w:p>
     <w:p>
@@ -2511,7 +3456,7 @@
         <w:rPr>
           <w:color w:val="1F3864"/>
         </w:rPr>
-        <w:t>8.2 Tier B — trophic corrections (configuration only)</w:t>
+        <w:t>11.2 Tier B — trophic corrections (configuration only)</w:t>
       </w:r>
     </w:p>
     <w:p>
@@ -2546,7 +3491,7 @@
         <w:rPr>
           <w:color w:val="1F3864"/>
         </w:rPr>
-        <w:t>8.3 Tier C — seasonal accessibility (engine feature, conditional)</w:t>
+        <w:t>11.3 Tier C — seasonal accessibility (engine feature, conditional)</w:t>
       </w:r>
     </w:p>
     <w:p>
@@ -2566,7 +3511,7 @@
         <w:rPr>
           <w:color w:val="1F3864"/>
         </w:rPr>
-        <w:t>8.4 Out of scope</w:t>
+        <w:t>11.4 Out of scope</w:t>
       </w:r>
     </w:p>
     <w:p>
@@ -2586,7 +3531,7 @@
         <w:rPr>
           <w:color w:val="1F3864"/>
         </w:rPr>
-        <w:t>9. Acceptance criteria</w:t>
+        <w:t>12. Acceptance criteria</w:t>
       </w:r>
     </w:p>
     <w:p>
@@ -2973,7 +3918,7 @@
         <w:rPr>
           <w:color w:val="1F3864"/>
         </w:rPr>
-        <w:t>10. Limitations</w:t>
+        <w:t>13. Limitations</w:t>
       </w:r>
     </w:p>
     <w:p>
@@ -3021,7 +3966,31 @@
         <w:pStyle w:val="ListBullet"/>
       </w:pPr>
       <w:r>
-        <w:t>Three substantive conclusions reached during this work were subsequently withdrawn (Sections 4, 5 and 6). Each was caught by measurement or by adversarial review rather than by the author's own reasoning, which suggests further unexamined assumptions may remain. The current diagnosis in Section 7 has not yet been subjected to an equivalent test.</w:t>
+        <w:t>Four substantive conclusions reached during this work were subsequently withdrawn: the resource-subsidy, spatial-supply and predation-release explanations, and the suggestion that the target was mis-scoped. Each was caught by measurement or by adversarial review rather than by the author's own reasoning, which suggests further unexamined assumptions may remain.</w:t>
+      </w:r>
+    </w:p>
+    <w:p>
+      <w:pPr>
+        <w:pStyle w:val="ListBullet"/>
+      </w:pPr>
+      <w:r>
+        <w:t>The target re-derivation retains both figures because they are not refuted, which is weaker than deriving them. The perch cross-check rests on a single lagoon anchor scaled by an estimated rather than measured habitat fraction; it bounds the target to within about an order of magnitude.</w:t>
+      </w:r>
+    </w:p>
+    <w:p>
+      <w:pPr>
+        <w:pStyle w:val="ListBullet"/>
+      </w:pPr>
+      <w:r>
+        <w:t>No quantitative anchor was found for pikeperch or smelt specifically. Both conclusions are relative — to perch, and to herring — rather than absolute.</w:t>
+      </w:r>
+    </w:p>
+    <w:p>
+      <w:pPr>
+        <w:pStyle w:val="ListBullet"/>
+      </w:pPr>
+      <w:r>
+        <w:t>The weight-aware verdict changes what is reported, not the underlying dynamics. Pikeperch remains 58-fold above a target that survived re-derivation; the configuration cannot currently represent the species at a defensible biomass, which is what the reference file's own note about coarse-grid under-resolution anticipated.</w:t>
       </w:r>
     </w:p>
     <w:p>
@@ -3032,7 +4001,7 @@
         <w:rPr>
           <w:color w:val="1F3864"/>
         </w:rPr>
-        <w:t>11. Independent review</w:t>
+        <w:t>14. Independent review</w:t>
       </w:r>
     </w:p>
     <w:p>
@@ -3622,6 +4591,30 @@
         <w:rPr>
           <w:sz w:val="19"/>
         </w:rPr>
+        <w:t>Downing, J. A., &amp; Plante, C. (1993); Randall, R. G., &amp; Minns, C. K. (2000). Production/biomass relationships, cited in Hansson, Bergström &amp; Bonsdorff (2018).</w:t>
+      </w:r>
+    </w:p>
+    <w:p>
+      <w:pPr>
+        <w:spacing w:after="160"/>
+        <w:ind w:left="480" w:hanging="480"/>
+      </w:pPr>
+      <w:r>
+        <w:rPr>
+          <w:sz w:val="19"/>
+        </w:rPr>
+        <w:t>Hansson, S., Bergström, U., &amp; Bonsdorff, E. (2018). Competition for the fish — fish extraction from the Baltic Sea by humans, aquatic mammals, and birds. ICES Journal of Marine Science, 75(3), 999–1008. https://doi.org/10.1093/icesjms/fsx207</w:t>
+      </w:r>
+    </w:p>
+    <w:p>
+      <w:pPr>
+        <w:spacing w:after="160"/>
+        <w:ind w:left="480" w:hanging="480"/>
+      </w:pPr>
+      <w:r>
+        <w:rPr>
+          <w:sz w:val="19"/>
+        </w:rPr>
         <w:t>Christensen, E. A. F., et al. (2020); Hansson, S., et al. (2019). Cited in Hall, Koch-Schmidt &amp; Larsson (2022).</w:t>
       </w:r>
     </w:p>
@@ -3786,6 +4779,30 @@
       </w:pPr>
       <w:r>
         <w:t>docs/proposals/2026-08-02-percid-trophic-refactor.md — original proposal</w:t>
+      </w:r>
+    </w:p>
+    <w:p>
+      <w:pPr>
+        <w:pStyle w:val="ListBullet"/>
+      </w:pPr>
+      <w:r>
+        <w:t>docs/baltic_percid_target_rederivation_2026-08-06.md — target re-derivation and provenance</w:t>
+      </w:r>
+    </w:p>
+    <w:p>
+      <w:pPr>
+        <w:pStyle w:val="ListBullet"/>
+      </w:pPr>
+      <w:r>
+        <w:t>data/baltic/reference/biomass_targets.csv — targets, confidence weights and sources</w:t>
+      </w:r>
+    </w:p>
+    <w:p>
+      <w:pPr>
+        <w:pStyle w:val="ListBullet"/>
+      </w:pPr>
+      <w:r>
+        <w:t>scripts/baltic_stability_certify.py — weight-aware certifier</w:t>
       </w:r>
     </w:p>
     <w:p>
